--- a/caderno.docx
+++ b/caderno.docx
@@ -11,21 +11,8 @@
         </w:numPr>
         <w:ind w:left="284" w:hanging="284"/>
       </w:pPr>
-      <w:proofErr w:type="spellStart"/>
       <w:r>
-        <w:t>git</w:t>
-      </w:r>
-      <w:proofErr w:type="spellEnd"/>
-      <w:r>
-        <w:t xml:space="preserve"> </w:t>
-      </w:r>
-      <w:proofErr w:type="spellStart"/>
-      <w:r>
-        <w:t>init</w:t>
-      </w:r>
-      <w:proofErr w:type="spellEnd"/>
-      <w:r>
-        <w:t xml:space="preserve"> (cria o master)</w:t>
+        <w:t>git init (cria o master)</w:t>
       </w:r>
     </w:p>
     <w:p>
@@ -37,13 +24,8 @@
         </w:numPr>
         <w:ind w:left="284" w:hanging="284"/>
       </w:pPr>
-      <w:proofErr w:type="spellStart"/>
       <w:r>
-        <w:t>git</w:t>
-      </w:r>
-      <w:proofErr w:type="spellEnd"/>
-      <w:r>
-        <w:t xml:space="preserve"> status </w:t>
+        <w:t xml:space="preserve">git status </w:t>
       </w:r>
     </w:p>
     <w:p>
@@ -56,6 +38,9 @@
         <w:ind w:left="284" w:hanging="284"/>
       </w:pPr>
       <w:r>
+        <w:rPr>
+          <w:noProof/>
+        </w:rPr>
         <w:drawing>
           <wp:inline distT="0" distB="0" distL="0" distR="0" wp14:anchorId="51CDF7AF" wp14:editId="1434F9E6">
             <wp:extent cx="5531485" cy="1821807"/>
@@ -109,23 +94,7 @@
         <w:t xml:space="preserve"> controle de versão</w:t>
       </w:r>
       <w:r>
-        <w:t xml:space="preserve"> </w:t>
-      </w:r>
-      <w:proofErr w:type="spellStart"/>
-      <w:r>
-        <w:t>git</w:t>
-      </w:r>
-      <w:proofErr w:type="spellEnd"/>
-      <w:r>
-        <w:t xml:space="preserve"> </w:t>
-      </w:r>
-      <w:proofErr w:type="spellStart"/>
-      <w:r>
-        <w:t>add</w:t>
-      </w:r>
-      <w:proofErr w:type="spellEnd"/>
-      <w:r>
-        <w:t>.(Um por um)</w:t>
+        <w:t xml:space="preserve"> git add.(Um por um)</w:t>
       </w:r>
     </w:p>
     <w:p>
@@ -137,29 +106,11 @@
         </w:numPr>
         <w:ind w:left="284" w:hanging="284"/>
       </w:pPr>
-      <w:proofErr w:type="spellStart"/>
       <w:r>
-        <w:t>Git</w:t>
+        <w:t xml:space="preserve">Git </w:t>
       </w:r>
-      <w:proofErr w:type="spellEnd"/>
       <w:r>
-        <w:t xml:space="preserve"> </w:t>
-      </w:r>
-      <w:proofErr w:type="spellStart"/>
-      <w:r>
-        <w:t>add</w:t>
-      </w:r>
-      <w:proofErr w:type="spellEnd"/>
-      <w:r>
-        <w:t xml:space="preserve"> . (</w:t>
-      </w:r>
-      <w:proofErr w:type="spellStart"/>
-      <w:r>
-        <w:t>add</w:t>
-      </w:r>
-      <w:proofErr w:type="spellEnd"/>
-      <w:r>
-        <w:t xml:space="preserve"> todos)</w:t>
+        <w:t>add . (add todos)</w:t>
       </w:r>
     </w:p>
     <w:p>
@@ -178,21 +129,7 @@
         <w:rPr>
           <w:lang w:val="en-US"/>
         </w:rPr>
-        <w:t xml:space="preserve">Git commit -m “commit </w:t>
-      </w:r>
-      <w:proofErr w:type="spellStart"/>
-      <w:r>
-        <w:rPr>
-          <w:lang w:val="en-US"/>
-        </w:rPr>
-        <w:t>inicial</w:t>
-      </w:r>
-      <w:proofErr w:type="spellEnd"/>
-      <w:r>
-        <w:rPr>
-          <w:lang w:val="en-US"/>
-        </w:rPr>
-        <w:t>”</w:t>
+        <w:t>Git commit -m “commit inicial”</w:t>
       </w:r>
     </w:p>
     <w:p>
@@ -231,6 +168,12 @@
           <w:lang w:val="en-US"/>
         </w:rPr>
         <w:t xml:space="preserve"> </w:t>
+      </w:r>
+      <w:r>
+        <w:rPr>
+          <w:lang w:val="en-US"/>
+        </w:rPr>
+        <w:t>Parei no minute 20</w:t>
       </w:r>
     </w:p>
     <w:sectPr>
